--- a/ОТЧЕТ_МАКАРЕНКО_ДАНИЛ_ВАРИАНТ16_ТТИиП.docx
+++ b/ОТЧЕТ_МАКАРЕНКО_ДАНИЛ_ВАРИАНТ16_ТТИиП.docx
@@ -383,7 +383,7 @@
           <w:sz w:val="24"/>
           <w:szCs w:val="24"/>
         </w:rPr>
-        <w:t xml:space="preserve">1. Спроектирована реляционная база данных (SQLite + Entity Framework Core 9) со связанными таблицами пользователей, ролей, животных, приёмов и услуг.</w:t>
+        <w:t xml:space="preserve">1. Спроектирована реляционная база данных (PostgreSQL 18 + Entity Framework Core 9) в СУБД PostgreSQL (БД «VetCLIN») со связанными таблицами пользователей, ролей, животных, приёмов и услуг. Администрирование и визуализация осуществляются через pgAdmin 4 и DBeaver.</w:t>
       </w:r>
     </w:p>
     <w:p>
